--- a/SDLE/SDLE_Cloud_Repatriation.docx
+++ b/SDLE/SDLE_Cloud_Repatriation.docx
@@ -246,7 +246,7 @@
                 <w:sz w:val="20"/>
                 <w:szCs w:val="20"/>
               </w:rPr>
-              <w:t xml:space="preserve">Cloud repatriation is when a company takes workloads it had been running on a public cloud like AWS or Azure and moves them back onto servers it owns or rents space for in a colocation data center. It is not a full rejection of the cloud. Usually the company keeps the spiky, unpredictable stuff in the cloud and only pulls back the steady workloads that run at the same level all day, since those are the ones where the pay-as-you-go premium stops making sense.</w:t>
+              <w:t xml:space="preserve">Cloud repatriation is when a company moves some of its work off a public cloud like AWS and back onto servers it owns. Most companies do not leave the cloud completely. They keep the stuff that goes up and down in the cloud and bring back the stuff that runs at the same level all the time, since that is where the cloud gets expensive.</w:t>
             </w:r>
           </w:p>
         </w:tc>
@@ -282,7 +282,7 @@
                 <w:sz w:val="20"/>
                 <w:szCs w:val="20"/>
               </w:rPr>
-              <w:t xml:space="preserve">37signals (the company behind Basecamp and HEY) left AWS in 2023 after their cloud bill hit about $3.2 million in a single year. They bought their own Dell servers, put them in a Deft colocation facility, and finished the move in about a year. They now say they will save over $2 million per year, and the last piece, moving 10 petabytes out of S3, was planned for 2025.</w:t>
+              <w:t xml:space="preserve">37signals, the company that makes Basecamp, left AWS in 2023. Their cloud bill was about $3.2 million in one year. They bought their own servers, rented space in a data center, and now say they save over $2 million a year.</w:t>
             </w:r>
           </w:p>
         </w:tc>
@@ -422,7 +422,7 @@
         <w:rPr>
           <w:rFonts w:ascii="Times New Roman" w:eastAsia="Times New Roman" w:hAnsi="Times New Roman" w:cs="Times New Roman"/>
         </w:rPr>
-        <w:t xml:space="preserve">For this SDLE I picked cloud repatriation, because it goes against the assumption I had coming into this class that every company wants out of its data center as fast as possible. The chapter lays out the CapEx vs OpEx argument pretty clearly: stop buying servers that depreciate and just pay for what you use. That argument is real, but it only works when your usage actually changes a lot. If a workload runs at roughly the same level all day, every day, you are paying a rental premium on hardware that never gets a break.</w:t>
+        <w:t xml:space="preserve">I picked cloud repatriation because it was the opposite of what I expected. Going into this chapter I figured every company wanted to get out of its own data center and move everything to the cloud. The book makes the cloud sound like the obvious choice. You stop buying servers and just pay for what you use. That makes sense, but only if what you use actually changes. If your servers are busy at the same level all day, you are paying rent on hardware that never sits idle, and that adds up.</w:t>
       </w:r>
     </w:p>
     <w:p>
@@ -438,7 +438,7 @@
         <w:rPr>
           <w:rFonts w:ascii="Times New Roman" w:eastAsia="Times New Roman" w:hAnsi="Times New Roman" w:cs="Times New Roman"/>
         </w:rPr>
-        <w:t xml:space="preserve">That is what happened to 37signals. Their AWS bill came out to around $3.2 million in one year, and Hansson pointed out that a good chunk of that was for capacity that sat idle. So in 2023 they bought their own Dell servers, put them in a colocation facility, and moved Basecamp and HEY off AWS in under a year. Their claim is they will save more than $2 million a year, and the hardware pays for itself in about the time a reserved instance contract would have run anyway. The one thing that stuck with me is that they said the cloud was still the right call when they were starting out and had no idea how big they would get. Repatriation only made sense once their growth was predictable.</w:t>
+        <w:t xml:space="preserve">That is what happened to 37signals. Their AWS bill hit about $3.2 million in one year. In 2023 they bought their own Dell servers, rented space in a data center, and moved Basecamp and HEY off AWS in under a year. They say they will save more than $2 million a year. The part I found interesting is that they still think the cloud was the right call when they were small and did not know how big they would get. Moving back only made sense once they knew what they needed.</w:t>
       </w:r>
     </w:p>
     <w:p>
@@ -454,7 +454,7 @@
         <w:rPr>
           <w:rFonts w:ascii="Times New Roman" w:eastAsia="Times New Roman" w:hAnsi="Times New Roman" w:cs="Times New Roman"/>
         </w:rPr>
-        <w:t xml:space="preserve">I do not think this means the cloud is a bad deal. The a16z piece estimates public companies leave billions in market value on the table by overpaying for cloud, but it also admits nobody wants to run their own hardware at the beginning. What I take from it is that infrastructure decisions are less about picking a side and more about matching where your workload is in its life cycle. That feels like the actual point of the hybrid cloud discussion we are covering on the 18th.</w:t>
+        <w:t xml:space="preserve">I do not think this means the cloud is a bad idea. It just means it is not always the cheapest option forever. The a16z article says a lot of companies overpay for cloud once they get big, but nobody wants to deal with their own hardware when they are just starting out. To me that is really what hybrid cloud is about. You use the cloud for what it is good at and keep the steady stuff where it is cheaper.</w:t>
       </w:r>
     </w:p>
     <w:sectPr>
